--- a/16/ТЕМА_15.docx
+++ b/16/ТЕМА_15.docx
@@ -22,16 +22,7 @@
           <w:sz w:val="28"/>
           <w:szCs w:val="28"/>
         </w:rPr>
-        <w:t xml:space="preserve">15 </w:t>
-      </w:r>
-      <w:r>
-        <w:rPr>
-          <w:b/>
-          <w:noProof/>
-          <w:sz w:val="28"/>
-          <w:szCs w:val="28"/>
-        </w:rPr>
-        <w:t>МНОГОПОЛЬЗОВАТЕЛЬСКОЕ ПРИЛОЖЕНИЕ</w:t>
+        <w:t>15 МНОГОПОЛЬЗОВАТЕЛЬСКОЕ ПРИЛОЖЕНИЕ</w:t>
       </w:r>
     </w:p>
     <w:p>
@@ -408,6 +399,7 @@
         <w:rPr>
           <w:sz w:val="28"/>
           <w:szCs w:val="28"/>
+          <w:lang w:val="en-US"/>
         </w:rPr>
       </w:pPr>
       <w:r>
@@ -771,6 +763,7 @@
         <w:rPr>
           <w:sz w:val="28"/>
           <w:szCs w:val="28"/>
+          <w:lang w:val="en-US"/>
         </w:rPr>
       </w:pPr>
       <w:r>
@@ -832,6 +825,7 @@
         <w:rPr>
           <w:sz w:val="28"/>
           <w:szCs w:val="28"/>
+          <w:lang w:val="en-US"/>
         </w:rPr>
       </w:pPr>
       <w:r>
@@ -955,6 +949,7 @@
         <w:rPr>
           <w:sz w:val="28"/>
           <w:szCs w:val="28"/>
+          <w:lang w:val="en-US"/>
         </w:rPr>
       </w:pPr>
       <w:r>
@@ -978,6 +973,7 @@
         <w:rPr>
           <w:sz w:val="28"/>
           <w:szCs w:val="28"/>
+          <w:lang w:val="en-US"/>
         </w:rPr>
       </w:pPr>
     </w:p>
@@ -993,6 +989,7 @@
         <w:rPr>
           <w:sz w:val="28"/>
           <w:szCs w:val="28"/>
+          <w:lang w:val="en-US"/>
         </w:rPr>
       </w:pPr>
     </w:p>
@@ -1223,6 +1220,7 @@
         <w:rPr>
           <w:sz w:val="28"/>
           <w:szCs w:val="28"/>
+          <w:lang w:val="en-US"/>
         </w:rPr>
       </w:pPr>
       <w:r>
@@ -1232,1647 +1230,6 @@
           <w:lang w:val="en-US"/>
         </w:rPr>
         <w:t>        }</w:t>
-      </w:r>
-    </w:p>
-    <w:p>
-      <w:pPr>
-        <w:widowControl w:val="0"/>
-        <w:autoSpaceDE w:val="0"/>
-        <w:autoSpaceDN w:val="0"/>
-        <w:adjustRightInd w:val="0"/>
-        <w:spacing w:before="240"/>
-        <w:ind w:firstLine="709"/>
-        <w:jc w:val="both"/>
-        <w:rPr>
-          <w:sz w:val="28"/>
-          <w:szCs w:val="28"/>
-          <w:lang w:val="en-US"/>
-        </w:rPr>
-      </w:pPr>
-      <w:r>
-        <w:rPr>
-          <w:sz w:val="28"/>
-          <w:szCs w:val="28"/>
-          <w:lang w:val="en-US"/>
-        </w:rPr>
-        <w:t>        public string Model</w:t>
-      </w:r>
-    </w:p>
-    <w:p>
-      <w:pPr>
-        <w:widowControl w:val="0"/>
-        <w:autoSpaceDE w:val="0"/>
-        <w:autoSpaceDN w:val="0"/>
-        <w:adjustRightInd w:val="0"/>
-        <w:spacing w:before="240"/>
-        <w:ind w:firstLine="709"/>
-        <w:jc w:val="both"/>
-        <w:rPr>
-          <w:sz w:val="28"/>
-          <w:szCs w:val="28"/>
-          <w:lang w:val="en-US"/>
-        </w:rPr>
-      </w:pPr>
-      <w:r>
-        <w:rPr>
-          <w:sz w:val="28"/>
-          <w:szCs w:val="28"/>
-          <w:lang w:val="en-US"/>
-        </w:rPr>
-        <w:t>        {</w:t>
-      </w:r>
-    </w:p>
-    <w:p>
-      <w:pPr>
-        <w:widowControl w:val="0"/>
-        <w:autoSpaceDE w:val="0"/>
-        <w:autoSpaceDN w:val="0"/>
-        <w:adjustRightInd w:val="0"/>
-        <w:spacing w:before="240"/>
-        <w:ind w:firstLine="709"/>
-        <w:jc w:val="both"/>
-        <w:rPr>
-          <w:sz w:val="28"/>
-          <w:szCs w:val="28"/>
-          <w:lang w:val="en-US"/>
-        </w:rPr>
-      </w:pPr>
-      <w:r>
-        <w:rPr>
-          <w:sz w:val="28"/>
-          <w:szCs w:val="28"/>
-          <w:lang w:val="en-US"/>
-        </w:rPr>
-        <w:t>            get =&gt; _</w:t>
-      </w:r>
-      <w:proofErr w:type="gramStart"/>
-      <w:r>
-        <w:rPr>
-          <w:sz w:val="28"/>
-          <w:szCs w:val="28"/>
-          <w:lang w:val="en-US"/>
-        </w:rPr>
-        <w:t>model;</w:t>
-      </w:r>
-      <w:proofErr w:type="gramEnd"/>
-    </w:p>
-    <w:p>
-      <w:pPr>
-        <w:widowControl w:val="0"/>
-        <w:autoSpaceDE w:val="0"/>
-        <w:autoSpaceDN w:val="0"/>
-        <w:adjustRightInd w:val="0"/>
-        <w:spacing w:before="240"/>
-        <w:ind w:firstLine="709"/>
-        <w:jc w:val="both"/>
-        <w:rPr>
-          <w:sz w:val="28"/>
-          <w:szCs w:val="28"/>
-          <w:lang w:val="en-US"/>
-        </w:rPr>
-      </w:pPr>
-      <w:r>
-        <w:rPr>
-          <w:sz w:val="28"/>
-          <w:szCs w:val="28"/>
-          <w:lang w:val="en-US"/>
-        </w:rPr>
-        <w:t>            set</w:t>
-      </w:r>
-    </w:p>
-    <w:p>
-      <w:pPr>
-        <w:widowControl w:val="0"/>
-        <w:autoSpaceDE w:val="0"/>
-        <w:autoSpaceDN w:val="0"/>
-        <w:adjustRightInd w:val="0"/>
-        <w:spacing w:before="240"/>
-        <w:ind w:firstLine="709"/>
-        <w:jc w:val="both"/>
-        <w:rPr>
-          <w:sz w:val="28"/>
-          <w:szCs w:val="28"/>
-          <w:lang w:val="en-US"/>
-        </w:rPr>
-      </w:pPr>
-      <w:r>
-        <w:rPr>
-          <w:sz w:val="28"/>
-          <w:szCs w:val="28"/>
-          <w:lang w:val="en-US"/>
-        </w:rPr>
-        <w:t>            {</w:t>
-      </w:r>
-    </w:p>
-    <w:p>
-      <w:pPr>
-        <w:widowControl w:val="0"/>
-        <w:autoSpaceDE w:val="0"/>
-        <w:autoSpaceDN w:val="0"/>
-        <w:adjustRightInd w:val="0"/>
-        <w:spacing w:before="240"/>
-        <w:ind w:firstLine="709"/>
-        <w:jc w:val="both"/>
-        <w:rPr>
-          <w:sz w:val="28"/>
-          <w:szCs w:val="28"/>
-          <w:lang w:val="en-US"/>
-        </w:rPr>
-      </w:pPr>
-      <w:r>
-        <w:rPr>
-          <w:sz w:val="28"/>
-          <w:szCs w:val="28"/>
-          <w:lang w:val="en-US"/>
-        </w:rPr>
-        <w:t xml:space="preserve">                _model = </w:t>
-      </w:r>
-      <w:proofErr w:type="gramStart"/>
-      <w:r>
-        <w:rPr>
-          <w:sz w:val="28"/>
-          <w:szCs w:val="28"/>
-          <w:lang w:val="en-US"/>
-        </w:rPr>
-        <w:t>value;</w:t>
-      </w:r>
-      <w:proofErr w:type="gramEnd"/>
-    </w:p>
-    <w:p>
-      <w:pPr>
-        <w:widowControl w:val="0"/>
-        <w:autoSpaceDE w:val="0"/>
-        <w:autoSpaceDN w:val="0"/>
-        <w:adjustRightInd w:val="0"/>
-        <w:spacing w:before="240"/>
-        <w:ind w:firstLine="709"/>
-        <w:jc w:val="both"/>
-        <w:rPr>
-          <w:sz w:val="28"/>
-          <w:szCs w:val="28"/>
-          <w:lang w:val="en-US"/>
-        </w:rPr>
-      </w:pPr>
-      <w:r>
-        <w:rPr>
-          <w:sz w:val="28"/>
-          <w:szCs w:val="28"/>
-          <w:lang w:val="en-US"/>
-        </w:rPr>
-        <w:t xml:space="preserve">                </w:t>
-      </w:r>
-      <w:proofErr w:type="spellStart"/>
-      <w:proofErr w:type="gramStart"/>
-      <w:r>
-        <w:rPr>
-          <w:sz w:val="28"/>
-          <w:szCs w:val="28"/>
-          <w:lang w:val="en-US"/>
-        </w:rPr>
-        <w:t>OnPropertyChanged</w:t>
-      </w:r>
-      <w:proofErr w:type="spellEnd"/>
-      <w:r>
-        <w:rPr>
-          <w:sz w:val="28"/>
-          <w:szCs w:val="28"/>
-          <w:lang w:val="en-US"/>
-        </w:rPr>
-        <w:t>(</w:t>
-      </w:r>
-      <w:proofErr w:type="gramEnd"/>
-      <w:r>
-        <w:rPr>
-          <w:sz w:val="28"/>
-          <w:szCs w:val="28"/>
-          <w:lang w:val="en-US"/>
-        </w:rPr>
-        <w:t>);</w:t>
-      </w:r>
-    </w:p>
-    <w:p>
-      <w:pPr>
-        <w:widowControl w:val="0"/>
-        <w:autoSpaceDE w:val="0"/>
-        <w:autoSpaceDN w:val="0"/>
-        <w:adjustRightInd w:val="0"/>
-        <w:spacing w:before="240"/>
-        <w:ind w:firstLine="709"/>
-        <w:jc w:val="both"/>
-        <w:rPr>
-          <w:sz w:val="28"/>
-          <w:szCs w:val="28"/>
-          <w:lang w:val="en-US"/>
-        </w:rPr>
-      </w:pPr>
-      <w:r>
-        <w:rPr>
-          <w:sz w:val="28"/>
-          <w:szCs w:val="28"/>
-          <w:lang w:val="en-US"/>
-        </w:rPr>
-        <w:t xml:space="preserve">                </w:t>
-      </w:r>
-      <w:proofErr w:type="spellStart"/>
-      <w:r>
-        <w:rPr>
-          <w:sz w:val="28"/>
-          <w:szCs w:val="28"/>
-          <w:lang w:val="en-US"/>
-        </w:rPr>
-        <w:t>OnPropertyChanged</w:t>
-      </w:r>
-      <w:proofErr w:type="spellEnd"/>
-      <w:r>
-        <w:rPr>
-          <w:sz w:val="28"/>
-          <w:szCs w:val="28"/>
-          <w:lang w:val="en-US"/>
-        </w:rPr>
-        <w:t>(</w:t>
-      </w:r>
-      <w:proofErr w:type="spellStart"/>
-      <w:proofErr w:type="gramStart"/>
-      <w:r>
-        <w:rPr>
-          <w:sz w:val="28"/>
-          <w:szCs w:val="28"/>
-          <w:lang w:val="en-US"/>
-        </w:rPr>
-        <w:t>nameof</w:t>
-      </w:r>
-      <w:proofErr w:type="spellEnd"/>
-      <w:r>
-        <w:rPr>
-          <w:sz w:val="28"/>
-          <w:szCs w:val="28"/>
-          <w:lang w:val="en-US"/>
-        </w:rPr>
-        <w:t>(</w:t>
-      </w:r>
-      <w:proofErr w:type="spellStart"/>
-      <w:proofErr w:type="gramEnd"/>
-      <w:r>
-        <w:rPr>
-          <w:sz w:val="28"/>
-          <w:szCs w:val="28"/>
-          <w:lang w:val="en-US"/>
-        </w:rPr>
-        <w:t>FullName</w:t>
-      </w:r>
-      <w:proofErr w:type="spellEnd"/>
-      <w:r>
-        <w:rPr>
-          <w:sz w:val="28"/>
-          <w:szCs w:val="28"/>
-          <w:lang w:val="en-US"/>
-        </w:rPr>
-        <w:t>));</w:t>
-      </w:r>
-    </w:p>
-    <w:p>
-      <w:pPr>
-        <w:widowControl w:val="0"/>
-        <w:autoSpaceDE w:val="0"/>
-        <w:autoSpaceDN w:val="0"/>
-        <w:adjustRightInd w:val="0"/>
-        <w:spacing w:before="240"/>
-        <w:ind w:firstLine="709"/>
-        <w:jc w:val="both"/>
-        <w:rPr>
-          <w:sz w:val="28"/>
-          <w:szCs w:val="28"/>
-          <w:lang w:val="en-US"/>
-        </w:rPr>
-      </w:pPr>
-      <w:r>
-        <w:rPr>
-          <w:sz w:val="28"/>
-          <w:szCs w:val="28"/>
-          <w:lang w:val="en-US"/>
-        </w:rPr>
-        <w:t>            }</w:t>
-      </w:r>
-    </w:p>
-    <w:p>
-      <w:pPr>
-        <w:widowControl w:val="0"/>
-        <w:autoSpaceDE w:val="0"/>
-        <w:autoSpaceDN w:val="0"/>
-        <w:adjustRightInd w:val="0"/>
-        <w:spacing w:before="240"/>
-        <w:ind w:firstLine="709"/>
-        <w:jc w:val="both"/>
-        <w:rPr>
-          <w:sz w:val="28"/>
-          <w:szCs w:val="28"/>
-        </w:rPr>
-      </w:pPr>
-      <w:r>
-        <w:rPr>
-          <w:sz w:val="28"/>
-          <w:szCs w:val="28"/>
-          <w:lang w:val="en-US"/>
-        </w:rPr>
-        <w:t>        }</w:t>
-      </w:r>
-    </w:p>
-    <w:p>
-      <w:pPr>
-        <w:widowControl w:val="0"/>
-        <w:autoSpaceDE w:val="0"/>
-        <w:autoSpaceDN w:val="0"/>
-        <w:adjustRightInd w:val="0"/>
-        <w:spacing w:before="240"/>
-        <w:ind w:firstLine="709"/>
-        <w:jc w:val="both"/>
-        <w:rPr>
-          <w:sz w:val="28"/>
-          <w:szCs w:val="28"/>
-          <w:lang w:val="en-US"/>
-        </w:rPr>
-      </w:pPr>
-      <w:r>
-        <w:rPr>
-          <w:sz w:val="28"/>
-          <w:szCs w:val="28"/>
-          <w:lang w:val="en-US"/>
-        </w:rPr>
-        <w:t xml:space="preserve">        public decimal </w:t>
-      </w:r>
-      <w:proofErr w:type="spellStart"/>
-      <w:r>
-        <w:rPr>
-          <w:sz w:val="28"/>
-          <w:szCs w:val="28"/>
-          <w:lang w:val="en-US"/>
-        </w:rPr>
-        <w:t>PricePerDay</w:t>
-      </w:r>
-      <w:proofErr w:type="spellEnd"/>
-    </w:p>
-    <w:p>
-      <w:pPr>
-        <w:widowControl w:val="0"/>
-        <w:autoSpaceDE w:val="0"/>
-        <w:autoSpaceDN w:val="0"/>
-        <w:adjustRightInd w:val="0"/>
-        <w:spacing w:before="240"/>
-        <w:ind w:firstLine="709"/>
-        <w:jc w:val="both"/>
-        <w:rPr>
-          <w:sz w:val="28"/>
-          <w:szCs w:val="28"/>
-          <w:lang w:val="en-US"/>
-        </w:rPr>
-      </w:pPr>
-      <w:r>
-        <w:rPr>
-          <w:sz w:val="28"/>
-          <w:szCs w:val="28"/>
-          <w:lang w:val="en-US"/>
-        </w:rPr>
-        <w:t>        {</w:t>
-      </w:r>
-    </w:p>
-    <w:p>
-      <w:pPr>
-        <w:widowControl w:val="0"/>
-        <w:autoSpaceDE w:val="0"/>
-        <w:autoSpaceDN w:val="0"/>
-        <w:adjustRightInd w:val="0"/>
-        <w:spacing w:before="240"/>
-        <w:ind w:firstLine="709"/>
-        <w:jc w:val="both"/>
-        <w:rPr>
-          <w:sz w:val="28"/>
-          <w:szCs w:val="28"/>
-          <w:lang w:val="en-US"/>
-        </w:rPr>
-      </w:pPr>
-      <w:r>
-        <w:rPr>
-          <w:sz w:val="28"/>
-          <w:szCs w:val="28"/>
-          <w:lang w:val="en-US"/>
-        </w:rPr>
-        <w:t>            get =&gt; _</w:t>
-      </w:r>
-      <w:proofErr w:type="spellStart"/>
-      <w:proofErr w:type="gramStart"/>
-      <w:r>
-        <w:rPr>
-          <w:sz w:val="28"/>
-          <w:szCs w:val="28"/>
-          <w:lang w:val="en-US"/>
-        </w:rPr>
-        <w:t>pricePerDay</w:t>
-      </w:r>
-      <w:proofErr w:type="spellEnd"/>
-      <w:r>
-        <w:rPr>
-          <w:sz w:val="28"/>
-          <w:szCs w:val="28"/>
-          <w:lang w:val="en-US"/>
-        </w:rPr>
-        <w:t>;</w:t>
-      </w:r>
-      <w:proofErr w:type="gramEnd"/>
-    </w:p>
-    <w:p>
-      <w:pPr>
-        <w:widowControl w:val="0"/>
-        <w:autoSpaceDE w:val="0"/>
-        <w:autoSpaceDN w:val="0"/>
-        <w:adjustRightInd w:val="0"/>
-        <w:spacing w:before="240"/>
-        <w:ind w:firstLine="709"/>
-        <w:jc w:val="both"/>
-        <w:rPr>
-          <w:sz w:val="28"/>
-          <w:szCs w:val="28"/>
-          <w:lang w:val="en-US"/>
-        </w:rPr>
-      </w:pPr>
-      <w:r>
-        <w:rPr>
-          <w:sz w:val="28"/>
-          <w:szCs w:val="28"/>
-          <w:lang w:val="en-US"/>
-        </w:rPr>
-        <w:t>            set</w:t>
-      </w:r>
-    </w:p>
-    <w:p>
-      <w:pPr>
-        <w:widowControl w:val="0"/>
-        <w:autoSpaceDE w:val="0"/>
-        <w:autoSpaceDN w:val="0"/>
-        <w:adjustRightInd w:val="0"/>
-        <w:spacing w:before="240"/>
-        <w:ind w:firstLine="709"/>
-        <w:jc w:val="both"/>
-        <w:rPr>
-          <w:sz w:val="28"/>
-          <w:szCs w:val="28"/>
-          <w:lang w:val="en-US"/>
-        </w:rPr>
-      </w:pPr>
-      <w:r>
-        <w:rPr>
-          <w:sz w:val="28"/>
-          <w:szCs w:val="28"/>
-          <w:lang w:val="en-US"/>
-        </w:rPr>
-        <w:t>            {</w:t>
-      </w:r>
-    </w:p>
-    <w:p>
-      <w:pPr>
-        <w:widowControl w:val="0"/>
-        <w:autoSpaceDE w:val="0"/>
-        <w:autoSpaceDN w:val="0"/>
-        <w:adjustRightInd w:val="0"/>
-        <w:spacing w:before="240"/>
-        <w:ind w:firstLine="709"/>
-        <w:jc w:val="both"/>
-        <w:rPr>
-          <w:sz w:val="28"/>
-          <w:szCs w:val="28"/>
-          <w:lang w:val="en-US"/>
-        </w:rPr>
-      </w:pPr>
-      <w:r>
-        <w:rPr>
-          <w:sz w:val="28"/>
-          <w:szCs w:val="28"/>
-          <w:lang w:val="en-US"/>
-        </w:rPr>
-        <w:t>                _</w:t>
-      </w:r>
-      <w:proofErr w:type="spellStart"/>
-      <w:r>
-        <w:rPr>
-          <w:sz w:val="28"/>
-          <w:szCs w:val="28"/>
-          <w:lang w:val="en-US"/>
-        </w:rPr>
-        <w:t>pricePerDay</w:t>
-      </w:r>
-      <w:proofErr w:type="spellEnd"/>
-      <w:r>
-        <w:rPr>
-          <w:sz w:val="28"/>
-          <w:szCs w:val="28"/>
-          <w:lang w:val="en-US"/>
-        </w:rPr>
-        <w:t xml:space="preserve"> = </w:t>
-      </w:r>
-      <w:proofErr w:type="gramStart"/>
-      <w:r>
-        <w:rPr>
-          <w:sz w:val="28"/>
-          <w:szCs w:val="28"/>
-          <w:lang w:val="en-US"/>
-        </w:rPr>
-        <w:t>value;</w:t>
-      </w:r>
-      <w:proofErr w:type="gramEnd"/>
-    </w:p>
-    <w:p>
-      <w:pPr>
-        <w:widowControl w:val="0"/>
-        <w:autoSpaceDE w:val="0"/>
-        <w:autoSpaceDN w:val="0"/>
-        <w:adjustRightInd w:val="0"/>
-        <w:spacing w:before="240"/>
-        <w:ind w:firstLine="709"/>
-        <w:jc w:val="both"/>
-        <w:rPr>
-          <w:sz w:val="28"/>
-          <w:szCs w:val="28"/>
-          <w:lang w:val="en-US"/>
-        </w:rPr>
-      </w:pPr>
-      <w:r>
-        <w:rPr>
-          <w:sz w:val="28"/>
-          <w:szCs w:val="28"/>
-          <w:lang w:val="en-US"/>
-        </w:rPr>
-        <w:t xml:space="preserve">                </w:t>
-      </w:r>
-      <w:proofErr w:type="spellStart"/>
-      <w:proofErr w:type="gramStart"/>
-      <w:r>
-        <w:rPr>
-          <w:sz w:val="28"/>
-          <w:szCs w:val="28"/>
-          <w:lang w:val="en-US"/>
-        </w:rPr>
-        <w:t>OnPropertyChanged</w:t>
-      </w:r>
-      <w:proofErr w:type="spellEnd"/>
-      <w:r>
-        <w:rPr>
-          <w:sz w:val="28"/>
-          <w:szCs w:val="28"/>
-          <w:lang w:val="en-US"/>
-        </w:rPr>
-        <w:t>(</w:t>
-      </w:r>
-      <w:proofErr w:type="gramEnd"/>
-      <w:r>
-        <w:rPr>
-          <w:sz w:val="28"/>
-          <w:szCs w:val="28"/>
-          <w:lang w:val="en-US"/>
-        </w:rPr>
-        <w:t>);</w:t>
-      </w:r>
-    </w:p>
-    <w:p>
-      <w:pPr>
-        <w:widowControl w:val="0"/>
-        <w:autoSpaceDE w:val="0"/>
-        <w:autoSpaceDN w:val="0"/>
-        <w:adjustRightInd w:val="0"/>
-        <w:spacing w:before="240"/>
-        <w:ind w:firstLine="709"/>
-        <w:jc w:val="both"/>
-        <w:rPr>
-          <w:sz w:val="28"/>
-          <w:szCs w:val="28"/>
-          <w:lang w:val="en-US"/>
-        </w:rPr>
-      </w:pPr>
-      <w:r>
-        <w:rPr>
-          <w:sz w:val="28"/>
-          <w:szCs w:val="28"/>
-          <w:lang w:val="en-US"/>
-        </w:rPr>
-        <w:t>            }</w:t>
-      </w:r>
-    </w:p>
-    <w:p>
-      <w:pPr>
-        <w:widowControl w:val="0"/>
-        <w:autoSpaceDE w:val="0"/>
-        <w:autoSpaceDN w:val="0"/>
-        <w:adjustRightInd w:val="0"/>
-        <w:spacing w:before="240"/>
-        <w:ind w:firstLine="709"/>
-        <w:jc w:val="both"/>
-        <w:rPr>
-          <w:sz w:val="28"/>
-          <w:szCs w:val="28"/>
-          <w:lang w:val="en-US"/>
-        </w:rPr>
-      </w:pPr>
-      <w:r>
-        <w:rPr>
-          <w:sz w:val="28"/>
-          <w:szCs w:val="28"/>
-          <w:lang w:val="en-US"/>
-        </w:rPr>
-        <w:t>        }</w:t>
-      </w:r>
-    </w:p>
-    <w:p>
-      <w:pPr>
-        <w:widowControl w:val="0"/>
-        <w:autoSpaceDE w:val="0"/>
-        <w:autoSpaceDN w:val="0"/>
-        <w:adjustRightInd w:val="0"/>
-        <w:spacing w:before="240"/>
-        <w:ind w:firstLine="709"/>
-        <w:jc w:val="both"/>
-        <w:rPr>
-          <w:sz w:val="28"/>
-          <w:szCs w:val="28"/>
-          <w:lang w:val="en-US"/>
-        </w:rPr>
-      </w:pPr>
-    </w:p>
-    <w:p>
-      <w:pPr>
-        <w:widowControl w:val="0"/>
-        <w:autoSpaceDE w:val="0"/>
-        <w:autoSpaceDN w:val="0"/>
-        <w:adjustRightInd w:val="0"/>
-        <w:spacing w:before="240"/>
-        <w:ind w:firstLine="709"/>
-        <w:jc w:val="both"/>
-        <w:rPr>
-          <w:sz w:val="28"/>
-          <w:szCs w:val="28"/>
-          <w:lang w:val="en-US"/>
-        </w:rPr>
-      </w:pPr>
-      <w:r>
-        <w:rPr>
-          <w:sz w:val="28"/>
-          <w:szCs w:val="28"/>
-          <w:lang w:val="en-US"/>
-        </w:rPr>
-        <w:lastRenderedPageBreak/>
-        <w:t xml:space="preserve">        public bool </w:t>
-      </w:r>
-      <w:proofErr w:type="spellStart"/>
-      <w:r>
-        <w:rPr>
-          <w:sz w:val="28"/>
-          <w:szCs w:val="28"/>
-          <w:lang w:val="en-US"/>
-        </w:rPr>
-        <w:t>IsAvailable</w:t>
-      </w:r>
-      <w:proofErr w:type="spellEnd"/>
-    </w:p>
-    <w:p>
-      <w:pPr>
-        <w:widowControl w:val="0"/>
-        <w:autoSpaceDE w:val="0"/>
-        <w:autoSpaceDN w:val="0"/>
-        <w:adjustRightInd w:val="0"/>
-        <w:spacing w:before="240"/>
-        <w:ind w:firstLine="709"/>
-        <w:jc w:val="both"/>
-        <w:rPr>
-          <w:sz w:val="28"/>
-          <w:szCs w:val="28"/>
-          <w:lang w:val="en-US"/>
-        </w:rPr>
-      </w:pPr>
-      <w:r>
-        <w:rPr>
-          <w:sz w:val="28"/>
-          <w:szCs w:val="28"/>
-          <w:lang w:val="en-US"/>
-        </w:rPr>
-        <w:t>        {</w:t>
-      </w:r>
-    </w:p>
-    <w:p>
-      <w:pPr>
-        <w:widowControl w:val="0"/>
-        <w:autoSpaceDE w:val="0"/>
-        <w:autoSpaceDN w:val="0"/>
-        <w:adjustRightInd w:val="0"/>
-        <w:spacing w:before="240"/>
-        <w:ind w:firstLine="709"/>
-        <w:jc w:val="both"/>
-        <w:rPr>
-          <w:sz w:val="28"/>
-          <w:szCs w:val="28"/>
-          <w:lang w:val="en-US"/>
-        </w:rPr>
-      </w:pPr>
-      <w:r>
-        <w:rPr>
-          <w:sz w:val="28"/>
-          <w:szCs w:val="28"/>
-          <w:lang w:val="en-US"/>
-        </w:rPr>
-        <w:t>            get =&gt; _</w:t>
-      </w:r>
-      <w:proofErr w:type="spellStart"/>
-      <w:proofErr w:type="gramStart"/>
-      <w:r>
-        <w:rPr>
-          <w:sz w:val="28"/>
-          <w:szCs w:val="28"/>
-          <w:lang w:val="en-US"/>
-        </w:rPr>
-        <w:t>isAvailable</w:t>
-      </w:r>
-      <w:proofErr w:type="spellEnd"/>
-      <w:r>
-        <w:rPr>
-          <w:sz w:val="28"/>
-          <w:szCs w:val="28"/>
-          <w:lang w:val="en-US"/>
-        </w:rPr>
-        <w:t>;</w:t>
-      </w:r>
-      <w:proofErr w:type="gramEnd"/>
-    </w:p>
-    <w:p>
-      <w:pPr>
-        <w:widowControl w:val="0"/>
-        <w:autoSpaceDE w:val="0"/>
-        <w:autoSpaceDN w:val="0"/>
-        <w:adjustRightInd w:val="0"/>
-        <w:spacing w:before="240"/>
-        <w:ind w:firstLine="709"/>
-        <w:jc w:val="both"/>
-        <w:rPr>
-          <w:sz w:val="28"/>
-          <w:szCs w:val="28"/>
-          <w:lang w:val="en-US"/>
-        </w:rPr>
-      </w:pPr>
-      <w:r>
-        <w:rPr>
-          <w:sz w:val="28"/>
-          <w:szCs w:val="28"/>
-          <w:lang w:val="en-US"/>
-        </w:rPr>
-        <w:t>            set</w:t>
-      </w:r>
-    </w:p>
-    <w:p>
-      <w:pPr>
-        <w:widowControl w:val="0"/>
-        <w:autoSpaceDE w:val="0"/>
-        <w:autoSpaceDN w:val="0"/>
-        <w:adjustRightInd w:val="0"/>
-        <w:spacing w:before="240"/>
-        <w:ind w:firstLine="709"/>
-        <w:jc w:val="both"/>
-        <w:rPr>
-          <w:sz w:val="28"/>
-          <w:szCs w:val="28"/>
-          <w:lang w:val="en-US"/>
-        </w:rPr>
-      </w:pPr>
-      <w:r>
-        <w:rPr>
-          <w:sz w:val="28"/>
-          <w:szCs w:val="28"/>
-          <w:lang w:val="en-US"/>
-        </w:rPr>
-        <w:t>            {</w:t>
-      </w:r>
-    </w:p>
-    <w:p>
-      <w:pPr>
-        <w:widowControl w:val="0"/>
-        <w:autoSpaceDE w:val="0"/>
-        <w:autoSpaceDN w:val="0"/>
-        <w:adjustRightInd w:val="0"/>
-        <w:spacing w:before="240"/>
-        <w:ind w:firstLine="709"/>
-        <w:jc w:val="both"/>
-        <w:rPr>
-          <w:sz w:val="28"/>
-          <w:szCs w:val="28"/>
-          <w:lang w:val="en-US"/>
-        </w:rPr>
-      </w:pPr>
-      <w:r>
-        <w:rPr>
-          <w:sz w:val="28"/>
-          <w:szCs w:val="28"/>
-          <w:lang w:val="en-US"/>
-        </w:rPr>
-        <w:t>                _</w:t>
-      </w:r>
-      <w:proofErr w:type="spellStart"/>
-      <w:r>
-        <w:rPr>
-          <w:sz w:val="28"/>
-          <w:szCs w:val="28"/>
-          <w:lang w:val="en-US"/>
-        </w:rPr>
-        <w:t>isAvailable</w:t>
-      </w:r>
-      <w:proofErr w:type="spellEnd"/>
-      <w:r>
-        <w:rPr>
-          <w:sz w:val="28"/>
-          <w:szCs w:val="28"/>
-          <w:lang w:val="en-US"/>
-        </w:rPr>
-        <w:t xml:space="preserve"> = </w:t>
-      </w:r>
-      <w:proofErr w:type="gramStart"/>
-      <w:r>
-        <w:rPr>
-          <w:sz w:val="28"/>
-          <w:szCs w:val="28"/>
-          <w:lang w:val="en-US"/>
-        </w:rPr>
-        <w:t>value;</w:t>
-      </w:r>
-      <w:proofErr w:type="gramEnd"/>
-    </w:p>
-    <w:p>
-      <w:pPr>
-        <w:widowControl w:val="0"/>
-        <w:autoSpaceDE w:val="0"/>
-        <w:autoSpaceDN w:val="0"/>
-        <w:adjustRightInd w:val="0"/>
-        <w:spacing w:before="240"/>
-        <w:ind w:firstLine="709"/>
-        <w:jc w:val="both"/>
-        <w:rPr>
-          <w:sz w:val="28"/>
-          <w:szCs w:val="28"/>
-          <w:lang w:val="en-US"/>
-        </w:rPr>
-      </w:pPr>
-      <w:r>
-        <w:rPr>
-          <w:sz w:val="28"/>
-          <w:szCs w:val="28"/>
-          <w:lang w:val="en-US"/>
-        </w:rPr>
-        <w:t xml:space="preserve">                </w:t>
-      </w:r>
-      <w:proofErr w:type="spellStart"/>
-      <w:proofErr w:type="gramStart"/>
-      <w:r>
-        <w:rPr>
-          <w:sz w:val="28"/>
-          <w:szCs w:val="28"/>
-          <w:lang w:val="en-US"/>
-        </w:rPr>
-        <w:t>OnPropertyChanged</w:t>
-      </w:r>
-      <w:proofErr w:type="spellEnd"/>
-      <w:r>
-        <w:rPr>
-          <w:sz w:val="28"/>
-          <w:szCs w:val="28"/>
-          <w:lang w:val="en-US"/>
-        </w:rPr>
-        <w:t>(</w:t>
-      </w:r>
-      <w:proofErr w:type="gramEnd"/>
-      <w:r>
-        <w:rPr>
-          <w:sz w:val="28"/>
-          <w:szCs w:val="28"/>
-          <w:lang w:val="en-US"/>
-        </w:rPr>
-        <w:t>);</w:t>
-      </w:r>
-    </w:p>
-    <w:p>
-      <w:pPr>
-        <w:widowControl w:val="0"/>
-        <w:autoSpaceDE w:val="0"/>
-        <w:autoSpaceDN w:val="0"/>
-        <w:adjustRightInd w:val="0"/>
-        <w:spacing w:before="240"/>
-        <w:ind w:firstLine="709"/>
-        <w:jc w:val="both"/>
-        <w:rPr>
-          <w:sz w:val="28"/>
-          <w:szCs w:val="28"/>
-          <w:lang w:val="en-US"/>
-        </w:rPr>
-      </w:pPr>
-      <w:r>
-        <w:rPr>
-          <w:sz w:val="28"/>
-          <w:szCs w:val="28"/>
-          <w:lang w:val="en-US"/>
-        </w:rPr>
-        <w:t>            }</w:t>
-      </w:r>
-    </w:p>
-    <w:p>
-      <w:pPr>
-        <w:widowControl w:val="0"/>
-        <w:autoSpaceDE w:val="0"/>
-        <w:autoSpaceDN w:val="0"/>
-        <w:adjustRightInd w:val="0"/>
-        <w:spacing w:before="240"/>
-        <w:ind w:firstLine="709"/>
-        <w:jc w:val="both"/>
-        <w:rPr>
-          <w:sz w:val="28"/>
-          <w:szCs w:val="28"/>
-        </w:rPr>
-      </w:pPr>
-      <w:r>
-        <w:rPr>
-          <w:sz w:val="28"/>
-          <w:szCs w:val="28"/>
-          <w:lang w:val="en-US"/>
-        </w:rPr>
-        <w:t>        }</w:t>
-      </w:r>
-    </w:p>
-    <w:p>
-      <w:pPr>
-        <w:widowControl w:val="0"/>
-        <w:autoSpaceDE w:val="0"/>
-        <w:autoSpaceDN w:val="0"/>
-        <w:adjustRightInd w:val="0"/>
-        <w:spacing w:before="240"/>
-        <w:ind w:firstLine="709"/>
-        <w:jc w:val="both"/>
-        <w:rPr>
-          <w:sz w:val="28"/>
-          <w:szCs w:val="28"/>
-          <w:lang w:val="en-US"/>
-        </w:rPr>
-      </w:pPr>
-      <w:r>
-        <w:rPr>
-          <w:sz w:val="28"/>
-          <w:szCs w:val="28"/>
-          <w:lang w:val="en-US"/>
-        </w:rPr>
-        <w:t xml:space="preserve">        public string </w:t>
-      </w:r>
-      <w:proofErr w:type="spellStart"/>
-      <w:r>
-        <w:rPr>
-          <w:sz w:val="28"/>
-          <w:szCs w:val="28"/>
-          <w:lang w:val="en-US"/>
-        </w:rPr>
-        <w:t>ImageUrl</w:t>
-      </w:r>
-      <w:proofErr w:type="spellEnd"/>
-    </w:p>
-    <w:p>
-      <w:pPr>
-        <w:widowControl w:val="0"/>
-        <w:autoSpaceDE w:val="0"/>
-        <w:autoSpaceDN w:val="0"/>
-        <w:adjustRightInd w:val="0"/>
-        <w:spacing w:before="240"/>
-        <w:ind w:firstLine="709"/>
-        <w:jc w:val="both"/>
-        <w:rPr>
-          <w:sz w:val="28"/>
-          <w:szCs w:val="28"/>
-          <w:lang w:val="en-US"/>
-        </w:rPr>
-      </w:pPr>
-      <w:r>
-        <w:rPr>
-          <w:sz w:val="28"/>
-          <w:szCs w:val="28"/>
-          <w:lang w:val="en-US"/>
-        </w:rPr>
-        <w:t>        {</w:t>
-      </w:r>
-    </w:p>
-    <w:p>
-      <w:pPr>
-        <w:widowControl w:val="0"/>
-        <w:autoSpaceDE w:val="0"/>
-        <w:autoSpaceDN w:val="0"/>
-        <w:adjustRightInd w:val="0"/>
-        <w:spacing w:before="240"/>
-        <w:ind w:firstLine="709"/>
-        <w:jc w:val="both"/>
-        <w:rPr>
-          <w:sz w:val="28"/>
-          <w:szCs w:val="28"/>
-          <w:lang w:val="en-US"/>
-        </w:rPr>
-      </w:pPr>
-      <w:r>
-        <w:rPr>
-          <w:sz w:val="28"/>
-          <w:szCs w:val="28"/>
-          <w:lang w:val="en-US"/>
-        </w:rPr>
-        <w:t>            get =&gt; _</w:t>
-      </w:r>
-      <w:proofErr w:type="spellStart"/>
-      <w:proofErr w:type="gramStart"/>
-      <w:r>
-        <w:rPr>
-          <w:sz w:val="28"/>
-          <w:szCs w:val="28"/>
-          <w:lang w:val="en-US"/>
-        </w:rPr>
-        <w:t>imageUrl</w:t>
-      </w:r>
-      <w:proofErr w:type="spellEnd"/>
-      <w:r>
-        <w:rPr>
-          <w:sz w:val="28"/>
-          <w:szCs w:val="28"/>
-          <w:lang w:val="en-US"/>
-        </w:rPr>
-        <w:t>;</w:t>
-      </w:r>
-      <w:proofErr w:type="gramEnd"/>
-    </w:p>
-    <w:p>
-      <w:pPr>
-        <w:widowControl w:val="0"/>
-        <w:autoSpaceDE w:val="0"/>
-        <w:autoSpaceDN w:val="0"/>
-        <w:adjustRightInd w:val="0"/>
-        <w:spacing w:before="240"/>
-        <w:ind w:firstLine="709"/>
-        <w:jc w:val="both"/>
-        <w:rPr>
-          <w:sz w:val="28"/>
-          <w:szCs w:val="28"/>
-          <w:lang w:val="en-US"/>
-        </w:rPr>
-      </w:pPr>
-      <w:r>
-        <w:rPr>
-          <w:sz w:val="28"/>
-          <w:szCs w:val="28"/>
-          <w:lang w:val="en-US"/>
-        </w:rPr>
-        <w:t>            set</w:t>
-      </w:r>
-    </w:p>
-    <w:p>
-      <w:pPr>
-        <w:widowControl w:val="0"/>
-        <w:autoSpaceDE w:val="0"/>
-        <w:autoSpaceDN w:val="0"/>
-        <w:adjustRightInd w:val="0"/>
-        <w:spacing w:before="240"/>
-        <w:ind w:firstLine="709"/>
-        <w:jc w:val="both"/>
-        <w:rPr>
-          <w:sz w:val="28"/>
-          <w:szCs w:val="28"/>
-          <w:lang w:val="en-US"/>
-        </w:rPr>
-      </w:pPr>
-      <w:r>
-        <w:rPr>
-          <w:sz w:val="28"/>
-          <w:szCs w:val="28"/>
-          <w:lang w:val="en-US"/>
-        </w:rPr>
-        <w:t>            {</w:t>
-      </w:r>
-    </w:p>
-    <w:p>
-      <w:pPr>
-        <w:widowControl w:val="0"/>
-        <w:autoSpaceDE w:val="0"/>
-        <w:autoSpaceDN w:val="0"/>
-        <w:adjustRightInd w:val="0"/>
-        <w:spacing w:before="240"/>
-        <w:ind w:firstLine="709"/>
-        <w:jc w:val="both"/>
-        <w:rPr>
-          <w:sz w:val="28"/>
-          <w:szCs w:val="28"/>
-          <w:lang w:val="en-US"/>
-        </w:rPr>
-      </w:pPr>
-      <w:r>
-        <w:rPr>
-          <w:sz w:val="28"/>
-          <w:szCs w:val="28"/>
-          <w:lang w:val="en-US"/>
-        </w:rPr>
-        <w:t>                _</w:t>
-      </w:r>
-      <w:proofErr w:type="spellStart"/>
-      <w:r>
-        <w:rPr>
-          <w:sz w:val="28"/>
-          <w:szCs w:val="28"/>
-          <w:lang w:val="en-US"/>
-        </w:rPr>
-        <w:t>imageUrl</w:t>
-      </w:r>
-      <w:proofErr w:type="spellEnd"/>
-      <w:r>
-        <w:rPr>
-          <w:sz w:val="28"/>
-          <w:szCs w:val="28"/>
-          <w:lang w:val="en-US"/>
-        </w:rPr>
-        <w:t xml:space="preserve"> = </w:t>
-      </w:r>
-      <w:proofErr w:type="gramStart"/>
-      <w:r>
-        <w:rPr>
-          <w:sz w:val="28"/>
-          <w:szCs w:val="28"/>
-          <w:lang w:val="en-US"/>
-        </w:rPr>
-        <w:t>value;</w:t>
-      </w:r>
-      <w:proofErr w:type="gramEnd"/>
-    </w:p>
-    <w:p>
-      <w:pPr>
-        <w:widowControl w:val="0"/>
-        <w:autoSpaceDE w:val="0"/>
-        <w:autoSpaceDN w:val="0"/>
-        <w:adjustRightInd w:val="0"/>
-        <w:spacing w:before="240"/>
-        <w:ind w:firstLine="709"/>
-        <w:jc w:val="both"/>
-        <w:rPr>
-          <w:sz w:val="28"/>
-          <w:szCs w:val="28"/>
-          <w:lang w:val="en-US"/>
-        </w:rPr>
-      </w:pPr>
-      <w:r>
-        <w:rPr>
-          <w:sz w:val="28"/>
-          <w:szCs w:val="28"/>
-          <w:lang w:val="en-US"/>
-        </w:rPr>
-        <w:t xml:space="preserve">                </w:t>
-      </w:r>
-      <w:proofErr w:type="spellStart"/>
-      <w:proofErr w:type="gramStart"/>
-      <w:r>
-        <w:rPr>
-          <w:sz w:val="28"/>
-          <w:szCs w:val="28"/>
-          <w:lang w:val="en-US"/>
-        </w:rPr>
-        <w:t>OnPropertyChanged</w:t>
-      </w:r>
-      <w:proofErr w:type="spellEnd"/>
-      <w:r>
-        <w:rPr>
-          <w:sz w:val="28"/>
-          <w:szCs w:val="28"/>
-          <w:lang w:val="en-US"/>
-        </w:rPr>
-        <w:t>(</w:t>
-      </w:r>
-      <w:proofErr w:type="gramEnd"/>
-      <w:r>
-        <w:rPr>
-          <w:sz w:val="28"/>
-          <w:szCs w:val="28"/>
-          <w:lang w:val="en-US"/>
-        </w:rPr>
-        <w:t>);</w:t>
-      </w:r>
-    </w:p>
-    <w:p>
-      <w:pPr>
-        <w:widowControl w:val="0"/>
-        <w:autoSpaceDE w:val="0"/>
-        <w:autoSpaceDN w:val="0"/>
-        <w:adjustRightInd w:val="0"/>
-        <w:spacing w:before="240"/>
-        <w:ind w:firstLine="709"/>
-        <w:jc w:val="both"/>
-        <w:rPr>
-          <w:sz w:val="28"/>
-          <w:szCs w:val="28"/>
-          <w:lang w:val="en-US"/>
-        </w:rPr>
-      </w:pPr>
-      <w:r>
-        <w:rPr>
-          <w:sz w:val="28"/>
-          <w:szCs w:val="28"/>
-          <w:lang w:val="en-US"/>
-        </w:rPr>
-        <w:t>            }</w:t>
-      </w:r>
-    </w:p>
-    <w:p>
-      <w:pPr>
-        <w:widowControl w:val="0"/>
-        <w:autoSpaceDE w:val="0"/>
-        <w:autoSpaceDN w:val="0"/>
-        <w:adjustRightInd w:val="0"/>
-        <w:spacing w:before="240"/>
-        <w:ind w:firstLine="709"/>
-        <w:jc w:val="both"/>
-        <w:rPr>
-          <w:sz w:val="28"/>
-          <w:szCs w:val="28"/>
-        </w:rPr>
-      </w:pPr>
-      <w:r>
-        <w:rPr>
-          <w:sz w:val="28"/>
-          <w:szCs w:val="28"/>
-          <w:lang w:val="en-US"/>
-        </w:rPr>
-        <w:t>        }</w:t>
-      </w:r>
-    </w:p>
-    <w:p>
-      <w:pPr>
-        <w:widowControl w:val="0"/>
-        <w:autoSpaceDE w:val="0"/>
-        <w:autoSpaceDN w:val="0"/>
-        <w:adjustRightInd w:val="0"/>
-        <w:spacing w:before="240"/>
-        <w:ind w:firstLine="709"/>
-        <w:jc w:val="both"/>
-        <w:rPr>
-          <w:sz w:val="28"/>
-          <w:szCs w:val="28"/>
-        </w:rPr>
-      </w:pPr>
-      <w:r>
-        <w:rPr>
-          <w:sz w:val="28"/>
-          <w:szCs w:val="28"/>
-          <w:lang w:val="en-US"/>
-        </w:rPr>
-        <w:t xml:space="preserve">        public string </w:t>
-      </w:r>
-      <w:proofErr w:type="spellStart"/>
-      <w:r>
-        <w:rPr>
-          <w:sz w:val="28"/>
-          <w:szCs w:val="28"/>
-          <w:lang w:val="en-US"/>
-        </w:rPr>
-        <w:t>FullName</w:t>
-      </w:r>
-      <w:proofErr w:type="spellEnd"/>
-      <w:r>
-        <w:rPr>
-          <w:sz w:val="28"/>
-          <w:szCs w:val="28"/>
-          <w:lang w:val="en-US"/>
-        </w:rPr>
-        <w:t xml:space="preserve"> =&gt; $"{Brand} {Model}</w:t>
-      </w:r>
-      <w:proofErr w:type="gramStart"/>
-      <w:r>
-        <w:rPr>
-          <w:sz w:val="28"/>
-          <w:szCs w:val="28"/>
-          <w:lang w:val="en-US"/>
-        </w:rPr>
-        <w:t>";</w:t>
-      </w:r>
-      <w:proofErr w:type="gramEnd"/>
-    </w:p>
-    <w:p>
-      <w:pPr>
-        <w:widowControl w:val="0"/>
-        <w:autoSpaceDE w:val="0"/>
-        <w:autoSpaceDN w:val="0"/>
-        <w:adjustRightInd w:val="0"/>
-        <w:spacing w:before="240"/>
-        <w:ind w:firstLine="709"/>
-        <w:jc w:val="both"/>
-        <w:rPr>
-          <w:sz w:val="28"/>
-          <w:szCs w:val="28"/>
-        </w:rPr>
-      </w:pPr>
-      <w:r>
-        <w:rPr>
-          <w:sz w:val="28"/>
-          <w:szCs w:val="28"/>
-          <w:lang w:val="en-US"/>
-        </w:rPr>
-        <w:t xml:space="preserve">        public event </w:t>
-      </w:r>
-      <w:proofErr w:type="spellStart"/>
-      <w:r>
-        <w:rPr>
-          <w:sz w:val="28"/>
-          <w:szCs w:val="28"/>
-          <w:lang w:val="en-US"/>
-        </w:rPr>
-        <w:t>PropertyChangedEventHandler</w:t>
-      </w:r>
-      <w:proofErr w:type="spellEnd"/>
-      <w:r>
-        <w:rPr>
-          <w:sz w:val="28"/>
-          <w:szCs w:val="28"/>
-          <w:lang w:val="en-US"/>
-        </w:rPr>
-        <w:t xml:space="preserve">? </w:t>
-      </w:r>
-      <w:proofErr w:type="spellStart"/>
-      <w:proofErr w:type="gramStart"/>
-      <w:r>
-        <w:rPr>
-          <w:sz w:val="28"/>
-          <w:szCs w:val="28"/>
-          <w:lang w:val="en-US"/>
-        </w:rPr>
-        <w:t>PropertyChanged</w:t>
-      </w:r>
-      <w:proofErr w:type="spellEnd"/>
-      <w:r>
-        <w:rPr>
-          <w:sz w:val="28"/>
-          <w:szCs w:val="28"/>
-          <w:lang w:val="en-US"/>
-        </w:rPr>
-        <w:t>;</w:t>
-      </w:r>
-      <w:proofErr w:type="gramEnd"/>
-    </w:p>
-    <w:p>
-      <w:pPr>
-        <w:widowControl w:val="0"/>
-        <w:autoSpaceDE w:val="0"/>
-        <w:autoSpaceDN w:val="0"/>
-        <w:adjustRightInd w:val="0"/>
-        <w:spacing w:before="240"/>
-        <w:ind w:firstLine="709"/>
-        <w:jc w:val="both"/>
-        <w:rPr>
-          <w:sz w:val="28"/>
-          <w:szCs w:val="28"/>
-          <w:lang w:val="en-US"/>
-        </w:rPr>
-      </w:pPr>
-      <w:r>
-        <w:rPr>
-          <w:sz w:val="28"/>
-          <w:szCs w:val="28"/>
-          <w:lang w:val="en-US"/>
-        </w:rPr>
-        <w:t xml:space="preserve">        protected virtual void </w:t>
-      </w:r>
-      <w:proofErr w:type="spellStart"/>
-      <w:r>
-        <w:rPr>
-          <w:sz w:val="28"/>
-          <w:szCs w:val="28"/>
-          <w:lang w:val="en-US"/>
-        </w:rPr>
-        <w:t>OnPropertyChanged</w:t>
-      </w:r>
-      <w:proofErr w:type="spellEnd"/>
-      <w:r>
-        <w:rPr>
-          <w:sz w:val="28"/>
-          <w:szCs w:val="28"/>
-          <w:lang w:val="en-US"/>
-        </w:rPr>
-        <w:t>([</w:t>
-      </w:r>
-      <w:proofErr w:type="spellStart"/>
-      <w:r>
-        <w:rPr>
-          <w:sz w:val="28"/>
-          <w:szCs w:val="28"/>
-          <w:lang w:val="en-US"/>
-        </w:rPr>
-        <w:t>CallerMemberName</w:t>
-      </w:r>
-      <w:proofErr w:type="spellEnd"/>
-      <w:r>
-        <w:rPr>
-          <w:sz w:val="28"/>
-          <w:szCs w:val="28"/>
-          <w:lang w:val="en-US"/>
-        </w:rPr>
-        <w:t xml:space="preserve">] string? </w:t>
-      </w:r>
-      <w:proofErr w:type="spellStart"/>
-      <w:r>
-        <w:rPr>
-          <w:sz w:val="28"/>
-          <w:szCs w:val="28"/>
-          <w:lang w:val="en-US"/>
-        </w:rPr>
-        <w:t>propertyName</w:t>
-      </w:r>
-      <w:proofErr w:type="spellEnd"/>
-      <w:r>
-        <w:rPr>
-          <w:sz w:val="28"/>
-          <w:szCs w:val="28"/>
-          <w:lang w:val="en-US"/>
-        </w:rPr>
-        <w:t xml:space="preserve"> = null)</w:t>
-      </w:r>
-    </w:p>
-    <w:p>
-      <w:pPr>
-        <w:widowControl w:val="0"/>
-        <w:autoSpaceDE w:val="0"/>
-        <w:autoSpaceDN w:val="0"/>
-        <w:adjustRightInd w:val="0"/>
-        <w:spacing w:before="240"/>
-        <w:ind w:firstLine="709"/>
-        <w:jc w:val="both"/>
-        <w:rPr>
-          <w:sz w:val="28"/>
-          <w:szCs w:val="28"/>
-          <w:lang w:val="en-US"/>
-        </w:rPr>
-      </w:pPr>
-      <w:r>
-        <w:rPr>
-          <w:sz w:val="28"/>
-          <w:szCs w:val="28"/>
-          <w:lang w:val="en-US"/>
-        </w:rPr>
-        <w:t>        {</w:t>
-      </w:r>
-    </w:p>
-    <w:p>
-      <w:pPr>
-        <w:widowControl w:val="0"/>
-        <w:autoSpaceDE w:val="0"/>
-        <w:autoSpaceDN w:val="0"/>
-        <w:adjustRightInd w:val="0"/>
-        <w:spacing w:before="240"/>
-        <w:ind w:firstLine="709"/>
-        <w:jc w:val="both"/>
-        <w:rPr>
-          <w:sz w:val="28"/>
-          <w:szCs w:val="28"/>
-          <w:lang w:val="en-US"/>
-        </w:rPr>
-      </w:pPr>
-      <w:r>
-        <w:rPr>
-          <w:sz w:val="28"/>
-          <w:szCs w:val="28"/>
-          <w:lang w:val="en-US"/>
-        </w:rPr>
-        <w:t xml:space="preserve">            </w:t>
-      </w:r>
-      <w:proofErr w:type="spellStart"/>
-      <w:proofErr w:type="gramStart"/>
-      <w:r>
-        <w:rPr>
-          <w:sz w:val="28"/>
-          <w:szCs w:val="28"/>
-          <w:lang w:val="en-US"/>
-        </w:rPr>
-        <w:t>PropertyChanged</w:t>
-      </w:r>
-      <w:proofErr w:type="spellEnd"/>
-      <w:r>
-        <w:rPr>
-          <w:sz w:val="28"/>
-          <w:szCs w:val="28"/>
-          <w:lang w:val="en-US"/>
-        </w:rPr>
-        <w:t>?.</w:t>
-      </w:r>
-      <w:proofErr w:type="gramEnd"/>
-      <w:r>
-        <w:rPr>
-          <w:sz w:val="28"/>
-          <w:szCs w:val="28"/>
-          <w:lang w:val="en-US"/>
-        </w:rPr>
-        <w:t xml:space="preserve">Invoke(this, new </w:t>
-      </w:r>
-      <w:proofErr w:type="spellStart"/>
-      <w:r>
-        <w:rPr>
-          <w:sz w:val="28"/>
-          <w:szCs w:val="28"/>
-          <w:lang w:val="en-US"/>
-        </w:rPr>
-        <w:t>PropertyChangedEventArgs</w:t>
-      </w:r>
-      <w:proofErr w:type="spellEnd"/>
-      <w:r>
-        <w:rPr>
-          <w:sz w:val="28"/>
-          <w:szCs w:val="28"/>
-          <w:lang w:val="en-US"/>
-        </w:rPr>
-        <w:t>(</w:t>
-      </w:r>
-      <w:proofErr w:type="spellStart"/>
-      <w:r>
-        <w:rPr>
-          <w:sz w:val="28"/>
-          <w:szCs w:val="28"/>
-          <w:lang w:val="en-US"/>
-        </w:rPr>
-        <w:t>propertyName</w:t>
-      </w:r>
-      <w:proofErr w:type="spellEnd"/>
-      <w:r>
-        <w:rPr>
-          <w:sz w:val="28"/>
-          <w:szCs w:val="28"/>
-          <w:lang w:val="en-US"/>
-        </w:rPr>
-        <w:t>));</w:t>
-      </w:r>
-    </w:p>
-    <w:p>
-      <w:pPr>
-        <w:widowControl w:val="0"/>
-        <w:autoSpaceDE w:val="0"/>
-        <w:autoSpaceDN w:val="0"/>
-        <w:adjustRightInd w:val="0"/>
-        <w:spacing w:before="240"/>
-        <w:ind w:firstLine="709"/>
-        <w:jc w:val="both"/>
-        <w:rPr>
-          <w:sz w:val="28"/>
-          <w:szCs w:val="28"/>
-        </w:rPr>
-      </w:pPr>
-      <w:r>
-        <w:rPr>
-          <w:sz w:val="28"/>
-          <w:szCs w:val="28"/>
-          <w:lang w:val="en-US"/>
-        </w:rPr>
-        <w:t xml:space="preserve">        </w:t>
-      </w:r>
-      <w:r>
-        <w:rPr>
-          <w:sz w:val="28"/>
-          <w:szCs w:val="28"/>
-        </w:rPr>
-        <w:t>}</w:t>
-      </w:r>
-    </w:p>
-    <w:p>
-      <w:pPr>
-        <w:widowControl w:val="0"/>
-        <w:autoSpaceDE w:val="0"/>
-        <w:autoSpaceDN w:val="0"/>
-        <w:adjustRightInd w:val="0"/>
-        <w:spacing w:before="240"/>
-        <w:ind w:firstLine="709"/>
-        <w:jc w:val="both"/>
-        <w:rPr>
-          <w:sz w:val="28"/>
-          <w:szCs w:val="28"/>
-        </w:rPr>
-      </w:pPr>
-      <w:r>
-        <w:rPr>
-          <w:sz w:val="28"/>
-          <w:szCs w:val="28"/>
-        </w:rPr>
-        <w:lastRenderedPageBreak/>
-        <w:t>    }</w:t>
-      </w:r>
-    </w:p>
-    <w:p>
-      <w:pPr>
-        <w:widowControl w:val="0"/>
-        <w:autoSpaceDE w:val="0"/>
-        <w:autoSpaceDN w:val="0"/>
-        <w:adjustRightInd w:val="0"/>
-        <w:spacing w:before="240"/>
-        <w:ind w:firstLine="709"/>
-        <w:jc w:val="both"/>
-        <w:rPr>
-          <w:sz w:val="28"/>
-          <w:szCs w:val="28"/>
-        </w:rPr>
-      </w:pPr>
-      <w:r>
-        <w:rPr>
-          <w:sz w:val="28"/>
-          <w:szCs w:val="28"/>
-        </w:rPr>
-        <w:t>}</w:t>
       </w:r>
     </w:p>
     <w:p>
@@ -2953,6 +1310,7 @@
       <w:r>
         <w:rPr>
           <w:b/>
+          <w:noProof/>
           <w:sz w:val="32"/>
           <w:szCs w:val="32"/>
         </w:rPr>
@@ -3029,11 +1387,12 @@
       </w:r>
     </w:p>
     <w:sectPr>
-      <w:headerReference w:type="default" r:id="rId9"/>
-      <w:footerReference w:type="even" r:id="rId10"/>
-      <w:footerReference w:type="default" r:id="rId11"/>
-      <w:headerReference w:type="first" r:id="rId12"/>
-      <w:footerReference w:type="first" r:id="rId13"/>
+      <w:headerReference w:type="even" r:id="rId9"/>
+      <w:headerReference w:type="default" r:id="rId10"/>
+      <w:footerReference w:type="even" r:id="rId11"/>
+      <w:footerReference w:type="default" r:id="rId12"/>
+      <w:headerReference w:type="first" r:id="rId13"/>
+      <w:footerReference w:type="first" r:id="rId14"/>
       <w:pgSz w:w="11906" w:h="16838"/>
       <w:pgMar w:top="851" w:right="567" w:bottom="1560" w:left="1418" w:header="720" w:footer="720" w:gutter="0"/>
       <w:pgNumType w:start="4"/>
@@ -4003,7 +2362,15 @@
                               <w:sz w:val="28"/>
                               <w:szCs w:val="28"/>
                             </w:rPr>
-                            <w:t>УП 5-04-0612-02.</w:t>
+                            <w:t>УП 5-04-0612-</w:t>
+                          </w:r>
+                          <w:proofErr w:type="gramStart"/>
+                          <w:r>
+                            <w:rPr>
+                              <w:sz w:val="28"/>
+                              <w:szCs w:val="28"/>
+                            </w:rPr>
+                            <w:t>02.</w:t>
                           </w:r>
                           <w:r>
                             <w:rPr>
@@ -4012,13 +2379,19 @@
                             </w:rPr>
                             <w:t>40</w:t>
                           </w:r>
-                          <w:proofErr w:type="gramStart"/>
                           <w:r>
                             <w:rPr>
                               <w:sz w:val="28"/>
                               <w:szCs w:val="28"/>
                             </w:rPr>
-                            <w:t>ТП..</w:t>
+                            <w:t>ТП.</w:t>
+                          </w:r>
+                          <w:r>
+                            <w:rPr>
+                              <w:sz w:val="28"/>
+                              <w:szCs w:val="28"/>
+                            </w:rPr>
+                            <w:t>К</w:t>
                           </w:r>
                           <w:proofErr w:type="gramEnd"/>
                           <w:r>
@@ -4026,14 +2399,7 @@
                               <w:sz w:val="28"/>
                               <w:szCs w:val="28"/>
                             </w:rPr>
-                            <w:t>2</w:t>
-                          </w:r>
-                          <w:r>
-                            <w:rPr>
-                              <w:sz w:val="28"/>
-                              <w:szCs w:val="28"/>
-                            </w:rPr>
-                            <w:t>6</w:t>
+                            <w:t>-236</w:t>
                           </w:r>
                           <w:r>
                             <w:rPr>
@@ -4047,15 +2413,18 @@
                               <w:sz w:val="28"/>
                               <w:szCs w:val="28"/>
                             </w:rPr>
-                            <w:t>0</w:t>
+                            <w:t>26.12</w:t>
                           </w:r>
-                          <w:r>
+                        </w:p>
+                        <w:p>
+                          <w:pPr>
+                            <w:jc w:val="center"/>
                             <w:rPr>
+                              <w:i/>
                               <w:sz w:val="28"/>
                               <w:szCs w:val="28"/>
                             </w:rPr>
-                            <w:t>3</w:t>
-                          </w:r>
+                          </w:pPr>
                         </w:p>
                         <w:p>
                           <w:pPr>
@@ -4083,7 +2452,11 @@
         </mc:Choice>
         <mc:Fallback>
           <w:pict>
-            <v:shape w14:anchorId="40A00027" id="Text Box 66" o:spid="_x0000_s1030" type="#_x0000_t202" style="position:absolute;margin-left:170.35pt;margin-top:.65pt;width:312.4pt;height:28.4pt;z-index:251636736;visibility:visible;mso-wrap-style:square;mso-width-percent:0;mso-height-percent:0;mso-wrap-distance-left:9pt;mso-wrap-distance-top:0;mso-wrap-distance-right:9pt;mso-wrap-distance-bottom:0;mso-position-horizontal:absolute;mso-position-horizontal-relative:text;mso-position-vertical:absolute;mso-position-vertical-relative:text;mso-width-percent:0;mso-height-percent:0;mso-width-relative:page;mso-height-relative:page;v-text-anchor:top" o:gfxdata="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" filled="f" stroked="f">
+            <v:shapetype w14:anchorId="40A00027" id="_x0000_t202" coordsize="21600,21600" o:spt="202" path="m,l,21600r21600,l21600,xe">
+              <v:stroke joinstyle="miter"/>
+              <v:path gradientshapeok="t" o:connecttype="rect"/>
+            </v:shapetype>
+            <v:shape id="Text Box 66" o:spid="_x0000_s1030" type="#_x0000_t202" style="position:absolute;margin-left:170.35pt;margin-top:.65pt;width:312.4pt;height:28.4pt;z-index:251636736;visibility:visible;mso-wrap-style:square;mso-width-percent:0;mso-height-percent:0;mso-wrap-distance-left:9pt;mso-wrap-distance-top:0;mso-wrap-distance-right:9pt;mso-wrap-distance-bottom:0;mso-position-horizontal:absolute;mso-position-horizontal-relative:text;mso-position-vertical:absolute;mso-position-vertical-relative:text;mso-width-percent:0;mso-height-percent:0;mso-width-relative:page;mso-height-relative:page;v-text-anchor:top" o:gfxdata="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" filled="f" stroked="f">
               <v:textbox inset="0,0,0,0">
                 <w:txbxContent>
                   <w:p>
@@ -4099,7 +2472,15 @@
                         <w:sz w:val="28"/>
                         <w:szCs w:val="28"/>
                       </w:rPr>
-                      <w:t>УП 5-04-0612-02.</w:t>
+                      <w:t>УП 5-04-0612-</w:t>
+                    </w:r>
+                    <w:proofErr w:type="gramStart"/>
+                    <w:r>
+                      <w:rPr>
+                        <w:sz w:val="28"/>
+                        <w:szCs w:val="28"/>
+                      </w:rPr>
+                      <w:t>02.</w:t>
                     </w:r>
                     <w:r>
                       <w:rPr>
@@ -4108,13 +2489,19 @@
                       </w:rPr>
                       <w:t>40</w:t>
                     </w:r>
-                    <w:proofErr w:type="gramStart"/>
                     <w:r>
                       <w:rPr>
                         <w:sz w:val="28"/>
                         <w:szCs w:val="28"/>
                       </w:rPr>
-                      <w:t>ТП..</w:t>
+                      <w:t>ТП.</w:t>
+                    </w:r>
+                    <w:r>
+                      <w:rPr>
+                        <w:sz w:val="28"/>
+                        <w:szCs w:val="28"/>
+                      </w:rPr>
+                      <w:t>К</w:t>
                     </w:r>
                     <w:proofErr w:type="gramEnd"/>
                     <w:r>
@@ -4122,14 +2509,7 @@
                         <w:sz w:val="28"/>
                         <w:szCs w:val="28"/>
                       </w:rPr>
-                      <w:t>2</w:t>
-                    </w:r>
-                    <w:r>
-                      <w:rPr>
-                        <w:sz w:val="28"/>
-                        <w:szCs w:val="28"/>
-                      </w:rPr>
-                      <w:t>6</w:t>
+                      <w:t>-236</w:t>
                     </w:r>
                     <w:r>
                       <w:rPr>
@@ -4143,15 +2523,18 @@
                         <w:sz w:val="28"/>
                         <w:szCs w:val="28"/>
                       </w:rPr>
-                      <w:t>0</w:t>
+                      <w:t>26.12</w:t>
                     </w:r>
-                    <w:r>
+                  </w:p>
+                  <w:p>
+                    <w:pPr>
+                      <w:jc w:val="center"/>
                       <w:rPr>
+                        <w:i/>
                         <w:sz w:val="28"/>
                         <w:szCs w:val="28"/>
                       </w:rPr>
-                      <w:t>3</w:t>
-                    </w:r>
+                    </w:pPr>
                   </w:p>
                   <w:p>
                     <w:pPr>
@@ -7605,7 +5988,15 @@
                               <w:sz w:val="28"/>
                               <w:szCs w:val="28"/>
                             </w:rPr>
-                            <w:t>УП 5-04-0612-02.</w:t>
+                            <w:t>УП 5-04-0612-</w:t>
+                          </w:r>
+                          <w:proofErr w:type="gramStart"/>
+                          <w:r>
+                            <w:rPr>
+                              <w:sz w:val="28"/>
+                              <w:szCs w:val="28"/>
+                            </w:rPr>
+                            <w:t>02.</w:t>
                           </w:r>
                           <w:r>
                             <w:rPr>
@@ -7614,15 +6005,35 @@
                             </w:rPr>
                             <w:t>40</w:t>
                           </w:r>
-                          <w:proofErr w:type="gramStart"/>
                           <w:r>
                             <w:rPr>
                               <w:sz w:val="28"/>
                               <w:szCs w:val="28"/>
                             </w:rPr>
-                            <w:t>ТП..</w:t>
+                            <w:t>ТП.</w:t>
+                          </w:r>
+                          <w:r>
+                            <w:rPr>
+                              <w:sz w:val="28"/>
+                              <w:szCs w:val="28"/>
+                            </w:rPr>
+                            <w:t>К</w:t>
                           </w:r>
                           <w:proofErr w:type="gramEnd"/>
+                          <w:r>
+                            <w:rPr>
+                              <w:sz w:val="28"/>
+                              <w:szCs w:val="28"/>
+                            </w:rPr>
+                            <w:t>-236</w:t>
+                          </w:r>
+                          <w:r>
+                            <w:rPr>
+                              <w:sz w:val="28"/>
+                              <w:szCs w:val="28"/>
+                            </w:rPr>
+                            <w:t>.</w:t>
+                          </w:r>
                           <w:r>
                             <w:rPr>
                               <w:sz w:val="28"/>
@@ -7642,15 +6053,7 @@
                               <w:sz w:val="28"/>
                               <w:szCs w:val="28"/>
                             </w:rPr>
-                            <w:t>0</w:t>
-                          </w:r>
-                          <w:r>
-                            <w:rPr>
-                              <w:sz w:val="28"/>
-                              <w:szCs w:val="28"/>
-                              <w:lang w:val="en-US"/>
-                            </w:rPr>
-                            <w:t>3</w:t>
+                            <w:t>12</w:t>
                           </w:r>
                         </w:p>
                         <w:p>
@@ -7682,7 +6085,11 @@
         </mc:Choice>
         <mc:Fallback>
           <w:pict>
-            <v:shape w14:anchorId="238E4D5E" id="Text Box 103" o:spid="_x0000_s1049" type="#_x0000_t202" style="position:absolute;margin-left:169.9pt;margin-top:-69.25pt;width:340.8pt;height:28.4pt;z-index:251681792;visibility:visible;mso-wrap-style:square;mso-width-percent:0;mso-height-percent:0;mso-wrap-distance-left:9pt;mso-wrap-distance-top:0;mso-wrap-distance-right:9pt;mso-wrap-distance-bottom:0;mso-position-horizontal:absolute;mso-position-horizontal-relative:text;mso-position-vertical:absolute;mso-position-vertical-relative:text;mso-width-percent:0;mso-height-percent:0;mso-width-relative:page;mso-height-relative:page;v-text-anchor:top" o:gfxdata="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" filled="f" stroked="f">
+            <v:shapetype w14:anchorId="238E4D5E" id="_x0000_t202" coordsize="21600,21600" o:spt="202" path="m,l,21600r21600,l21600,xe">
+              <v:stroke joinstyle="miter"/>
+              <v:path gradientshapeok="t" o:connecttype="rect"/>
+            </v:shapetype>
+            <v:shape id="Text Box 103" o:spid="_x0000_s1049" type="#_x0000_t202" style="position:absolute;margin-left:169.9pt;margin-top:-69.25pt;width:340.8pt;height:28.4pt;z-index:251681792;visibility:visible;mso-wrap-style:square;mso-width-percent:0;mso-height-percent:0;mso-wrap-distance-left:9pt;mso-wrap-distance-top:0;mso-wrap-distance-right:9pt;mso-wrap-distance-bottom:0;mso-position-horizontal:absolute;mso-position-horizontal-relative:text;mso-position-vertical:absolute;mso-position-vertical-relative:text;mso-width-percent:0;mso-height-percent:0;mso-width-relative:page;mso-height-relative:page;v-text-anchor:top" o:gfxdata="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" filled="f" stroked="f">
               <v:textbox inset="0,0,0,0">
                 <w:txbxContent>
                   <w:p>
@@ -7698,7 +6105,15 @@
                         <w:sz w:val="28"/>
                         <w:szCs w:val="28"/>
                       </w:rPr>
-                      <w:t>УП 5-04-0612-02.</w:t>
+                      <w:t>УП 5-04-0612-</w:t>
+                    </w:r>
+                    <w:proofErr w:type="gramStart"/>
+                    <w:r>
+                      <w:rPr>
+                        <w:sz w:val="28"/>
+                        <w:szCs w:val="28"/>
+                      </w:rPr>
+                      <w:t>02.</w:t>
                     </w:r>
                     <w:r>
                       <w:rPr>
@@ -7707,15 +6122,35 @@
                       </w:rPr>
                       <w:t>40</w:t>
                     </w:r>
-                    <w:proofErr w:type="gramStart"/>
                     <w:r>
                       <w:rPr>
                         <w:sz w:val="28"/>
                         <w:szCs w:val="28"/>
                       </w:rPr>
-                      <w:t>ТП..</w:t>
+                      <w:t>ТП.</w:t>
+                    </w:r>
+                    <w:r>
+                      <w:rPr>
+                        <w:sz w:val="28"/>
+                        <w:szCs w:val="28"/>
+                      </w:rPr>
+                      <w:t>К</w:t>
                     </w:r>
                     <w:proofErr w:type="gramEnd"/>
+                    <w:r>
+                      <w:rPr>
+                        <w:sz w:val="28"/>
+                        <w:szCs w:val="28"/>
+                      </w:rPr>
+                      <w:t>-236</w:t>
+                    </w:r>
+                    <w:r>
+                      <w:rPr>
+                        <w:sz w:val="28"/>
+                        <w:szCs w:val="28"/>
+                      </w:rPr>
+                      <w:t>.</w:t>
+                    </w:r>
                     <w:r>
                       <w:rPr>
                         <w:sz w:val="28"/>
@@ -7735,15 +6170,7 @@
                         <w:sz w:val="28"/>
                         <w:szCs w:val="28"/>
                       </w:rPr>
-                      <w:t>0</w:t>
-                    </w:r>
-                    <w:r>
-                      <w:rPr>
-                        <w:sz w:val="28"/>
-                        <w:szCs w:val="28"/>
-                        <w:lang w:val="en-US"/>
-                      </w:rPr>
-                      <w:t>3</w:t>
+                      <w:t>12</w:t>
                     </w:r>
                   </w:p>
                   <w:p>
@@ -10096,6 +8523,16 @@
     <w:pPr>
       <w:pStyle w:val="a3"/>
     </w:pPr>
+  </w:p>
+</w:hdr>
+</file>
+
+<file path=word/header2.xml><?xml version="1.0" encoding="utf-8"?>
+<w:hdr xmlns:wpc="http://schemas.microsoft.com/office/word/2010/wordprocessingCanvas" xmlns:cx="http://schemas.microsoft.com/office/drawing/2014/chartex" xmlns:cx1="http://schemas.microsoft.com/office/drawing/2015/9/8/chartex" xmlns:cx2="http://schemas.microsoft.com/office/drawing/2015/10/21/chartex" xmlns:cx3="http://schemas.microsoft.com/office/drawing/2016/5/9/chartex" xmlns:cx4="http://schemas.microsoft.com/office/drawing/2016/5/10/chartex" xmlns:cx5="http://schemas.microsoft.com/office/drawing/2016/5/11/chartex" xmlns:cx6="http://schemas.microsoft.com/office/drawing/2016/5/12/chartex" xmlns:cx7="http://schemas.microsoft.com/office/drawing/2016/5/13/chartex" xmlns:cx8="http://schemas.microsoft.com/office/drawing/2016/5/14/chartex" xmlns:mc="http://schemas.openxmlformats.org/markup-compatibility/2006" xmlns:aink="http://schemas.microsoft.com/office/drawing/2016/ink" xmlns:am3d="http://schemas.microsoft.com/office/drawing/2017/model3d" xmlns:o="urn:schemas-microsoft-com:office:office" xmlns:oel="http://schemas.microsoft.com/office/2019/extlst" xmlns:r="http://schemas.openxmlformats.org/officeDocument/2006/relationships" xmlns:m="http://schemas.openxmlformats.org/officeDocument/2006/math" xmlns:v="urn:schemas-microsoft-com:vml" xmlns:wp14="http://schemas.microsoft.com/office/word/2010/wordprocessingDrawing" xmlns:wp="http://schemas.openxmlformats.org/drawingml/2006/wordprocessingDrawing" xmlns:w10="urn:schemas-microsoft-com:office:word" xmlns:w="http://schemas.openxmlformats.org/wordprocessingml/2006/main" xmlns:w14="http://schemas.microsoft.com/office/word/2010/wordml" xmlns:w15="http://schemas.microsoft.com/office/word/2012/wordml" xmlns:w16cex="http://schemas.microsoft.com/office/word/2018/wordml/cex" xmlns:w16cid="http://schemas.microsoft.com/office/word/2016/wordml/cid" xmlns:w16="http://schemas.microsoft.com/office/word/2018/wordml" xmlns:w16du="http://schemas.microsoft.com/office/word/2023/wordml/word16du" xmlns:w16sdtdh="http://schemas.microsoft.com/office/word/2020/wordml/sdtdatahash" xmlns:w16sdtfl="http://schemas.microsoft.com/office/word/2024/wordml/sdtformatlock" xmlns:w16se="http://schemas.microsoft.com/office/word/2015/wordml/symex" xmlns:wpg="http://schemas.microsoft.com/office/word/2010/wordprocessingGroup" xmlns:wpi="http://schemas.microsoft.com/office/word/2010/wordprocessingInk" xmlns:wne="http://schemas.microsoft.com/office/word/2006/wordml" xmlns:wps="http://schemas.microsoft.com/office/word/2010/wordprocessingShape" mc:Ignorable="w14 w15 w16se w16cid w16 w16cex w16sdtdh w16sdtfl w16du wp14">
+  <w:p>
+    <w:pPr>
+      <w:pStyle w:val="a3"/>
+    </w:pPr>
     <w:r>
       <w:rPr>
         <w:noProof/>
@@ -10172,7 +8609,7 @@
 </w:hdr>
 </file>
 
-<file path=word/header2.xml><?xml version="1.0" encoding="utf-8"?>
+<file path=word/header3.xml><?xml version="1.0" encoding="utf-8"?>
 <w:hdr xmlns:wpc="http://schemas.microsoft.com/office/word/2010/wordprocessingCanvas" xmlns:cx="http://schemas.microsoft.com/office/drawing/2014/chartex" xmlns:cx1="http://schemas.microsoft.com/office/drawing/2015/9/8/chartex" xmlns:cx2="http://schemas.microsoft.com/office/drawing/2015/10/21/chartex" xmlns:cx3="http://schemas.microsoft.com/office/drawing/2016/5/9/chartex" xmlns:cx4="http://schemas.microsoft.com/office/drawing/2016/5/10/chartex" xmlns:cx5="http://schemas.microsoft.com/office/drawing/2016/5/11/chartex" xmlns:cx6="http://schemas.microsoft.com/office/drawing/2016/5/12/chartex" xmlns:cx7="http://schemas.microsoft.com/office/drawing/2016/5/13/chartex" xmlns:cx8="http://schemas.microsoft.com/office/drawing/2016/5/14/chartex" xmlns:mc="http://schemas.openxmlformats.org/markup-compatibility/2006" xmlns:aink="http://schemas.microsoft.com/office/drawing/2016/ink" xmlns:am3d="http://schemas.microsoft.com/office/drawing/2017/model3d" xmlns:o="urn:schemas-microsoft-com:office:office" xmlns:oel="http://schemas.microsoft.com/office/2019/extlst" xmlns:r="http://schemas.openxmlformats.org/officeDocument/2006/relationships" xmlns:m="http://schemas.openxmlformats.org/officeDocument/2006/math" xmlns:v="urn:schemas-microsoft-com:vml" xmlns:wp14="http://schemas.microsoft.com/office/word/2010/wordprocessingDrawing" xmlns:wp="http://schemas.openxmlformats.org/drawingml/2006/wordprocessingDrawing" xmlns:w10="urn:schemas-microsoft-com:office:word" xmlns:w="http://schemas.openxmlformats.org/wordprocessingml/2006/main" xmlns:w14="http://schemas.microsoft.com/office/word/2010/wordml" xmlns:w15="http://schemas.microsoft.com/office/word/2012/wordml" xmlns:w16cex="http://schemas.microsoft.com/office/word/2018/wordml/cex" xmlns:w16cid="http://schemas.microsoft.com/office/word/2016/wordml/cid" xmlns:w16="http://schemas.microsoft.com/office/word/2018/wordml" xmlns:w16du="http://schemas.microsoft.com/office/word/2023/wordml/word16du" xmlns:w16sdtdh="http://schemas.microsoft.com/office/word/2020/wordml/sdtdatahash" xmlns:w16sdtfl="http://schemas.microsoft.com/office/word/2024/wordml/sdtformatlock" xmlns:w16se="http://schemas.microsoft.com/office/word/2015/wordml/symex" xmlns:wpg="http://schemas.microsoft.com/office/word/2010/wordprocessingGroup" xmlns:wpi="http://schemas.microsoft.com/office/word/2010/wordprocessingInk" xmlns:wne="http://schemas.microsoft.com/office/word/2006/wordml" xmlns:wps="http://schemas.microsoft.com/office/word/2010/wordprocessingShape" mc:Ignorable="w14 w15 w16se w16cid w16 w16cex w16sdtdh w16sdtfl w16du wp14">
   <w:p>
     <w:pPr>
@@ -12617,7 +11054,7 @@
   <w:style w:type="paragraph" w:default="1" w:styleId="a">
     <w:name w:val="Normal"/>
     <w:qFormat/>
-    <w:rsid w:val="00CF4764"/>
+    <w:rsid w:val="000B726C"/>
   </w:style>
   <w:style w:type="paragraph" w:styleId="1">
     <w:name w:val="heading 1"/>
@@ -12710,6 +11147,7 @@
   <w:style w:type="character" w:default="1" w:styleId="a0">
     <w:name w:val="Default Paragraph Font"/>
     <w:uiPriority w:val="1"/>
+    <w:semiHidden/>
     <w:unhideWhenUsed/>
   </w:style>
   <w:style w:type="table" w:default="1" w:styleId="a1">
